--- a/assets/docs/lop5/Toan - Lop 5.docx
+++ b/assets/docs/lop5/Toan - Lop 5.docx
@@ -4857,7 +4857,7 @@
                 <w:i w:val="0"/>
                 <w:sz w:val="20"/>
               </w:rPr>
-              <w:t>Bài 18. Luyện tập chung (Tiết 1)</w:t>
+              <w:t>Bài 18. Luyện tập chung</w:t>
             </w:r>
           </w:p>
         </w:tc>
@@ -4877,7 +4877,7 @@
                 <w:i w:val="0"/>
                 <w:sz w:val="20"/>
               </w:rPr>
-              <w:t>Tiết 38 (2 tiết)</w:t>
+              <w:t>Tiết 38 (1 tiết)</w:t>
             </w:r>
           </w:p>
         </w:tc>
@@ -4896,7 +4896,7 @@
                 <w:i w:val="0"/>
                 <w:sz w:val="18"/>
               </w:rPr>
-              <w:t>Năng lực số Miền 5 (Cơ bản, bậc 2): Ở tiết luyện tập chung, GV cho HS làm bộ câu hỏi tương tác có chấm tự động về số thập phân và các phép tính đã học; Năng lực số Miền 1 (Cơ bản, bậc 2): GV chiếu bài toán thực tế có bảng số liệu, tô màu dòng và cột cần dùng theo lời HS đọc đề; các em học cách đọc bảng</w:t>
+              <w:t>SGV 2 tiết; bớt 1 tiết cho kiểm tra định kì; Năng lực số Miền 5 (Cơ bản, bậc 2): Ở tiết luyện tập chung, GV cho HS làm bộ câu hỏi tương tác có chấm tự động về số thập phân và các phép tính đã học; Năng lực số Miền 1 (Cơ bản, bậc 2): GV chiếu bài toán thực tế có bảng số liệu, tô màu dòng và cột cần dùng theo lời HS đọc đề; các em học cách đọc bảng</w:t>
             </w:r>
           </w:p>
         </w:tc>
@@ -4954,6 +4954,7 @@
                 <w:i w:val="0"/>
                 <w:sz w:val="20"/>
               </w:rPr>
+              <w:t>Ôn tập, kiểm tra, đánh giá</w:t>
             </w:r>
           </w:p>
         </w:tc>
@@ -4972,7 +4973,7 @@
                 <w:i w:val="0"/>
                 <w:sz w:val="20"/>
               </w:rPr>
-              <w:t>Bài 18. Luyện tập chung (Tiết 2)</w:t>
+              <w:t>Kiểm tra định kì giữa học kì I</w:t>
             </w:r>
           </w:p>
         </w:tc>
@@ -4992,7 +4993,7 @@
                 <w:i w:val="0"/>
                 <w:sz w:val="20"/>
               </w:rPr>
-              <w:t>Tiết 39</w:t>
+              <w:t>Tiết 39 (1 tiết)</w:t>
             </w:r>
           </w:p>
         </w:tc>
@@ -5011,7 +5012,6 @@
                 <w:i w:val="0"/>
                 <w:sz w:val="18"/>
               </w:rPr>
-              <w:t>Năng lực số 5.2 CB2b: HS quan sát tia số phóng to, thao tác trên bảng tính để thấy cách hiển thị và làm tròn số thập phân</w:t>
             </w:r>
           </w:p>
         </w:tc>
@@ -5127,7 +5127,7 @@
                 <w:i w:val="0"/>
                 <w:sz w:val="18"/>
               </w:rPr>
-              <w:t>Năng lực số 5.2 CB2b: HS quan sát tia số phóng to, thao tác trên bảng tính để thấy cách hiển thị và làm tròn số thập phân</w:t>
+              <w:t>Năng lực số 5.2 CB2b: HS tự đặt tính, tính phép cộng số thập phân rồi dùng máy tính cầm tay hoặc bảng tính GV chiếu để đối chiếu kết quả</w:t>
             </w:r>
           </w:p>
         </w:tc>
@@ -5244,7 +5244,7 @@
                 <w:i w:val="0"/>
                 <w:sz w:val="18"/>
               </w:rPr>
-              <w:t>Năng lực số 5.2 CB2b: HS quan sát tia số phóng to, thao tác trên bảng tính để thấy cách hiển thị và làm tròn số thập phân</w:t>
+              <w:t>Năng lực số 5.2 CB2b: HS tự đặt tính, tính phép cộng số thập phân rồi dùng máy tính cầm tay hoặc bảng tính GV chiếu để đối chiếu kết quả</w:t>
             </w:r>
           </w:p>
         </w:tc>
@@ -5532,7 +5532,6 @@
                 <w:i w:val="0"/>
                 <w:sz w:val="20"/>
               </w:rPr>
-              <w:t>Ôn tập, kiểm tra, đánh giá</w:t>
             </w:r>
           </w:p>
         </w:tc>
@@ -5551,7 +5550,7 @@
                 <w:i w:val="0"/>
                 <w:sz w:val="20"/>
               </w:rPr>
-              <w:t>Kiểm tra định kì giữa học kì I</w:t>
+              <w:t>Bài 21. Phép nhân số thập phân (Tiết 1)</w:t>
             </w:r>
           </w:p>
         </w:tc>
@@ -5571,7 +5570,7 @@
                 <w:i w:val="0"/>
                 <w:sz w:val="20"/>
               </w:rPr>
-              <w:t>Tiết 44 (1 tiết)</w:t>
+              <w:t>Tiết 44 (3 tiết)</w:t>
             </w:r>
           </w:p>
         </w:tc>
@@ -5590,6 +5589,7 @@
                 <w:i w:val="0"/>
                 <w:sz w:val="18"/>
               </w:rPr>
+              <w:t>Năng lực số 5.2 CB2b: HS quan sát tia số phóng to, thao tác trên bảng tính để thấy cách hiển thị và làm tròn số thập phân</w:t>
             </w:r>
           </w:p>
         </w:tc>
@@ -5647,7 +5647,6 @@
                 <w:i w:val="0"/>
                 <w:sz w:val="20"/>
               </w:rPr>
-              <w:t>Chủ đề 4: Các phép tính với số thập phân</w:t>
             </w:r>
           </w:p>
         </w:tc>
@@ -5666,7 +5665,7 @@
                 <w:i w:val="0"/>
                 <w:sz w:val="20"/>
               </w:rPr>
-              <w:t>Bài 21. Phép nhân số thập phân (Tiết 1)</w:t>
+              <w:t>Bài 21. Phép nhân số thập phân (Tiết 2)</w:t>
             </w:r>
           </w:p>
         </w:tc>
@@ -5686,7 +5685,7 @@
                 <w:i w:val="0"/>
                 <w:sz w:val="20"/>
               </w:rPr>
-              <w:t>Tiết 45 (3 tiết)</w:t>
+              <w:t>Tiết 45</w:t>
             </w:r>
           </w:p>
         </w:tc>
@@ -5783,7 +5782,7 @@
                 <w:i w:val="0"/>
                 <w:sz w:val="20"/>
               </w:rPr>
-              <w:t>Bài 21. Phép nhân số thập phân (Tiết 2)</w:t>
+              <w:t>Bài 21. Phép nhân số thập phân (Tiết 3)</w:t>
             </w:r>
           </w:p>
         </w:tc>
@@ -5822,7 +5821,6 @@
                 <w:i w:val="0"/>
                 <w:sz w:val="18"/>
               </w:rPr>
-              <w:t>Năng lực số 5.2 CB2b: HS quan sát tia số phóng to, thao tác trên bảng tính để thấy cách hiển thị và làm tròn số thập phân</w:t>
             </w:r>
           </w:p>
         </w:tc>
@@ -5898,7 +5896,7 @@
                 <w:i w:val="0"/>
                 <w:sz w:val="20"/>
               </w:rPr>
-              <w:t>Bài 21. Phép nhân số thập phân (Tiết 3)</w:t>
+              <w:t>Bài 22. Phép chia số thập phân (Tiết 1)</w:t>
             </w:r>
           </w:p>
         </w:tc>
@@ -5918,7 +5916,7 @@
                 <w:i w:val="0"/>
                 <w:sz w:val="20"/>
               </w:rPr>
-              <w:t>Tiết 47</w:t>
+              <w:t>Tiết 47 (4 tiết)</w:t>
             </w:r>
           </w:p>
         </w:tc>
@@ -5937,6 +5935,7 @@
                 <w:i w:val="0"/>
                 <w:sz w:val="18"/>
               </w:rPr>
+              <w:t>Năng lực số 5.2 CB2b: HS quan sát tia số phóng to, thao tác trên bảng tính để thấy cách hiển thị và làm tròn số thập phân</w:t>
             </w:r>
           </w:p>
         </w:tc>
@@ -6012,7 +6011,7 @@
                 <w:i w:val="0"/>
                 <w:sz w:val="20"/>
               </w:rPr>
-              <w:t>Bài 22. Phép chia số thập phân (Tiết 1)</w:t>
+              <w:t>Bài 22. Phép chia số thập phân (Tiết 2)</w:t>
             </w:r>
           </w:p>
         </w:tc>
@@ -6032,7 +6031,7 @@
                 <w:i w:val="0"/>
                 <w:sz w:val="20"/>
               </w:rPr>
-              <w:t>Tiết 48 (4 tiết)</w:t>
+              <w:t>Tiết 48</w:t>
             </w:r>
           </w:p>
         </w:tc>
@@ -6127,7 +6126,7 @@
                 <w:i w:val="0"/>
                 <w:sz w:val="20"/>
               </w:rPr>
-              <w:t>Bài 22. Phép chia số thập phân (Tiết 2)</w:t>
+              <w:t>Bài 22. Phép chia số thập phân (Tiết 3)</w:t>
             </w:r>
           </w:p>
         </w:tc>
@@ -6242,7 +6241,7 @@
                 <w:i w:val="0"/>
                 <w:sz w:val="20"/>
               </w:rPr>
-              <w:t>Bài 22. Phép chia số thập phân (Tiết 3)</w:t>
+              <w:t>Bài 22. Phép chia số thập phân (Tiết 4)</w:t>
             </w:r>
           </w:p>
         </w:tc>
@@ -6359,7 +6358,7 @@
                 <w:i w:val="0"/>
                 <w:sz w:val="20"/>
               </w:rPr>
-              <w:t>Bài 22. Phép chia số thập phân (Tiết 4)</w:t>
+              <w:t>Bài 23. Nhân, chia số thập phân với 10; 100; 1 000;… hoặc với 0,1; 0,01; 0,001;… (Tiết 1)</w:t>
             </w:r>
           </w:p>
         </w:tc>
@@ -6379,7 +6378,7 @@
                 <w:i w:val="0"/>
                 <w:sz w:val="20"/>
               </w:rPr>
-              <w:t>Tiết 51</w:t>
+              <w:t>Tiết 51 (2 tiết)</w:t>
             </w:r>
           </w:p>
         </w:tc>
@@ -6474,7 +6473,7 @@
                 <w:i w:val="0"/>
                 <w:sz w:val="20"/>
               </w:rPr>
-              <w:t>Bài 23. Nhân, chia số thập phân với 10; 100; 1 000;… hoặc với 0,1; 0,01; 0,001;… (Tiết 1)</w:t>
+              <w:t>Bài 23. Nhân, chia số thập phân với 10; 100; 1 000;… hoặc với 0,1; 0,01; 0,001;… (Tiết 2)</w:t>
             </w:r>
           </w:p>
         </w:tc>
@@ -6494,7 +6493,7 @@
                 <w:i w:val="0"/>
                 <w:sz w:val="20"/>
               </w:rPr>
-              <w:t>Tiết 52 (2 tiết)</w:t>
+              <w:t>Tiết 52</w:t>
             </w:r>
           </w:p>
         </w:tc>
@@ -6589,7 +6588,7 @@
                 <w:i w:val="0"/>
                 <w:sz w:val="20"/>
               </w:rPr>
-              <w:t>Bài 23. Nhân, chia số thập phân với 10; 100; 1 000;… hoặc với 0,1; 0,01; 0,001;… (Tiết 2)</w:t>
+              <w:t>Bài 24. Luyện tập chung (Tiết 1)</w:t>
             </w:r>
           </w:p>
         </w:tc>
@@ -6609,7 +6608,7 @@
                 <w:i w:val="0"/>
                 <w:sz w:val="20"/>
               </w:rPr>
-              <w:t>Tiết 53</w:t>
+              <w:t>Tiết 53 (3 tiết)</w:t>
             </w:r>
           </w:p>
         </w:tc>
@@ -6628,7 +6627,7 @@
                 <w:i w:val="0"/>
                 <w:sz w:val="18"/>
               </w:rPr>
-              <w:t>Năng lực số 5.2 CB2b: HS quan sát tia số phóng to, thao tác trên bảng tính để thấy cách hiển thị và làm tròn số thập phân</w:t>
+              <w:t>Năng lực số Miền 5 (Cơ bản, bậc 2): Ở tiết luyện tập chung, GV cho HS làm bộ câu hỏi tương tác có chấm tự động; sau mỗi câu các em biết ngay đúng hay sai; Năng lực số Miền 1 (Cơ bản, bậc 2): GV chiếu bài toán thực tế có bảng số liệu, tô màu dòng và cột cần dùng theo lời HS đọc đề; các em học cách đọc bảng</w:t>
             </w:r>
           </w:p>
         </w:tc>
@@ -6704,7 +6703,7 @@
                 <w:i w:val="0"/>
                 <w:sz w:val="20"/>
               </w:rPr>
-              <w:t>Bài 24. Luyện tập chung (Tiết 1)</w:t>
+              <w:t>Bài 24. Luyện tập chung (Tiết 2)</w:t>
             </w:r>
           </w:p>
         </w:tc>
@@ -6724,7 +6723,7 @@
                 <w:i w:val="0"/>
                 <w:sz w:val="20"/>
               </w:rPr>
-              <w:t>Tiết 54 (2 tiết)</w:t>
+              <w:t>Tiết 54</w:t>
             </w:r>
           </w:p>
         </w:tc>
@@ -6743,7 +6742,6 @@
                 <w:i w:val="0"/>
                 <w:sz w:val="18"/>
               </w:rPr>
-              <w:t>SGV 3 tiết; bớt 1 tiết cho kiểm tra định kì; Năng lực số Miền 5 (Cơ bản, bậc 2): Ở tiết luyện tập chung, GV cho HS làm bộ câu hỏi tương tác có chấm tự động; sau mỗi câu các em biết ngay đúng hay sai; Năng lực số Miền 1 (Cơ bản, bậc 2): GV chiếu bài toán thực tế có bảng số liệu, tô màu dòng và cột cần dùng theo lời HS đọc đề; các em học cách đọc bảng</w:t>
             </w:r>
           </w:p>
         </w:tc>
@@ -6819,7 +6817,7 @@
                 <w:i w:val="0"/>
                 <w:sz w:val="20"/>
               </w:rPr>
-              <w:t>Bài 24. Luyện tập chung (Tiết 2)</w:t>
+              <w:t>Bài 24. Luyện tập chung (Tiết 3)</w:t>
             </w:r>
           </w:p>
         </w:tc>
